--- a/PG150 weboldal dokumentáció.docx
+++ b/PG150 weboldal dokumentáció.docx
@@ -157,49 +157,7 @@
           <w:szCs w:val="28"/>
           <w:lang w:eastAsia="hu-HU"/>
         </w:rPr>
-        <w:t>Cs</w:t>
-      </w:r>
-      <w:r>
-        <w:rPr>
-          <w:rFonts w:ascii="Times New Roman" w:eastAsia="Times New Roman" w:hAnsi="Times New Roman" w:cs="Times New Roman"/>
-          <w:b/>
-          <w:bCs/>
-          <w:i/>
-          <w:iCs/>
-          <w:color w:val="000000"/>
-          <w:sz w:val="28"/>
-          <w:szCs w:val="28"/>
-          <w:lang w:eastAsia="hu-HU"/>
-        </w:rPr>
-        <w:t>í</w:t>
-      </w:r>
-      <w:r>
-        <w:rPr>
-          <w:rFonts w:ascii="Times New Roman" w:eastAsia="Times New Roman" w:hAnsi="Times New Roman" w:cs="Times New Roman"/>
-          <w:b/>
-          <w:bCs/>
-          <w:i/>
-          <w:iCs/>
-          <w:color w:val="000000"/>
-          <w:sz w:val="28"/>
-          <w:szCs w:val="28"/>
-          <w:lang w:eastAsia="hu-HU"/>
-        </w:rPr>
-        <w:t>k Ádám:</w:t>
-      </w:r>
-      <w:r>
-        <w:rPr>
-          <w:rFonts w:ascii="Times New Roman" w:eastAsia="Times New Roman" w:hAnsi="Times New Roman" w:cs="Times New Roman"/>
-          <w:b/>
-          <w:bCs/>
-          <w:i/>
-          <w:iCs/>
-          <w:color w:val="000000"/>
-          <w:sz w:val="28"/>
-          <w:szCs w:val="28"/>
-          <w:lang w:eastAsia="hu-HU"/>
-        </w:rPr>
-        <w:t xml:space="preserve"> </w:t>
+        <w:t xml:space="preserve">Csík Ádám: </w:t>
       </w:r>
     </w:p>
     <w:p>
@@ -283,7 +241,21 @@
           <w:szCs w:val="28"/>
           <w:lang w:eastAsia="hu-HU"/>
         </w:rPr>
-        <w:t xml:space="preserve"> A projekt dokumentációt készítettem el.</w:t>
+        <w:t xml:space="preserve"> A projekt dokumentációt készítette</w:t>
+      </w:r>
+      <w:r>
+        <w:rPr>
+          <w:rFonts w:ascii="Times New Roman" w:eastAsia="Times New Roman" w:hAnsi="Times New Roman" w:cs="Times New Roman"/>
+          <w:b/>
+          <w:bCs/>
+          <w:i/>
+          <w:iCs/>
+          <w:color w:val="000000"/>
+          <w:sz w:val="28"/>
+          <w:szCs w:val="28"/>
+          <w:lang w:eastAsia="hu-HU"/>
+        </w:rPr>
+        <w:t>m és a prezentációt.</w:t>
       </w:r>
     </w:p>
     <w:p>
@@ -416,6 +388,20 @@
           <w:lang w:eastAsia="hu-HU"/>
         </w:rPr>
         <w:t>Kisjuhász Roland:</w:t>
+      </w:r>
+      <w:r>
+        <w:rPr>
+          <w:rFonts w:ascii="Times New Roman" w:eastAsia="Times New Roman" w:hAnsi="Times New Roman" w:cs="Times New Roman"/>
+          <w:b/>
+          <w:bCs/>
+          <w:i/>
+          <w:iCs/>
+          <w:color w:val="000000"/>
+          <w:sz w:val="28"/>
+          <w:szCs w:val="28"/>
+          <w:lang w:eastAsia="hu-HU"/>
+        </w:rPr>
+        <w:t xml:space="preserve"> A word doksit és a prezentációba mindent amit szerettem volna, a végére még a képet is sikerült legenerálni és elrendezni.</w:t>
       </w:r>
     </w:p>
     <w:p>
@@ -919,6 +905,7 @@
           <w:szCs w:val="28"/>
           <w:lang w:eastAsia="hu-HU"/>
         </w:rPr>
+        <w:lastRenderedPageBreak/>
         <w:t>Mészáros Csaba:</w:t>
       </w:r>
     </w:p>
@@ -1014,7 +1001,6 @@
           <w:szCs w:val="32"/>
           <w:lang w:eastAsia="hu-HU"/>
         </w:rPr>
-        <w:lastRenderedPageBreak/>
         <w:t>Ha újrakezdhetném, mit csinálnék másképp?</w:t>
       </w:r>
     </w:p>
@@ -1134,7 +1120,35 @@
           <w:szCs w:val="28"/>
           <w:lang w:eastAsia="hu-HU"/>
         </w:rPr>
-        <w:t xml:space="preserve"> Jó lenne nem hiányozni végig. :D</w:t>
+        <w:t xml:space="preserve"> Jó </w:t>
+      </w:r>
+      <w:r>
+        <w:rPr>
+          <w:rFonts w:ascii="Times New Roman" w:eastAsia="Times New Roman" w:hAnsi="Times New Roman" w:cs="Times New Roman"/>
+          <w:b/>
+          <w:bCs/>
+          <w:i/>
+          <w:iCs/>
+          <w:color w:val="000000"/>
+          <w:sz w:val="28"/>
+          <w:szCs w:val="28"/>
+          <w:lang w:eastAsia="hu-HU"/>
+        </w:rPr>
+        <w:t>l</w:t>
+      </w:r>
+      <w:r>
+        <w:rPr>
+          <w:rFonts w:ascii="Times New Roman" w:eastAsia="Times New Roman" w:hAnsi="Times New Roman" w:cs="Times New Roman"/>
+          <w:b/>
+          <w:bCs/>
+          <w:i/>
+          <w:iCs/>
+          <w:color w:val="000000"/>
+          <w:sz w:val="28"/>
+          <w:szCs w:val="28"/>
+          <w:lang w:eastAsia="hu-HU"/>
+        </w:rPr>
+        <w:t>enne nem hiányozni végig. :D</w:t>
       </w:r>
     </w:p>
     <w:p/>
